--- a/Vinayak_Gupta_Resume_PQC.docx
+++ b/Vinayak_Gupta_Resume_PQC.docx
@@ -134,7 +134,13 @@
       </w:r>
       <w:proofErr w:type="spellEnd"/>
       <w:r>
-        <w:t xml:space="preserve">, securing 5,000+ critical banking applications across 5+ international markets against quantum threats, aligned to NIST FIPS 203/204/205 standards. </w:t>
+        <w:t xml:space="preserve">, securing </w:t>
+      </w:r>
+      <w:r>
+        <w:t>thousands of</w:t>
+      </w:r>
+      <w:r>
+        <w:t xml:space="preserve"> critical banking applications across 5+ international markets against quantum threats, aligned to NIST FIPS 203/204/205 standards. </w:t>
       </w:r>
       <w:proofErr w:type="gramStart"/>
       <w:r>

--- a/Vinayak_Gupta_Resume_PQC.docx
+++ b/Vinayak_Gupta_Resume_PQC.docx
@@ -134,13 +134,7 @@
       </w:r>
       <w:proofErr w:type="spellEnd"/>
       <w:r>
-        <w:t xml:space="preserve">, securing </w:t>
-      </w:r>
-      <w:r>
-        <w:t>thousands of</w:t>
-      </w:r>
-      <w:r>
-        <w:t xml:space="preserve"> critical banking applications across 5+ international markets against quantum threats, aligned to NIST FIPS 203/204/205 standards. </w:t>
+        <w:t xml:space="preserve">, securing 5,000+ critical banking applications across 5+ international markets against quantum threats, aligned to NIST FIPS 203/204/205 standards. </w:t>
       </w:r>
       <w:proofErr w:type="gramStart"/>
       <w:r>
